--- a/dba/correspondence/2026-07-23_Rey_meeting_confirmation.docx
+++ b/dba/correspondence/2026-07-23_Rey_meeting_confirmation.docx
@@ -92,7 +92,7 @@
         <w:ind w:left="432"/>
       </w:pPr>
       <w:r>
-        <w:t>1. Chapters 1–3 stand as submitted; I will not touch them.</w:t>
+        <w:t>1. Chapter 1 (Introduction): I will revise it significantly per your feedback, so it properly frames the study as executed and meets the standard you described.</w:t>
       </w:r>
     </w:p>
     <w:p>
@@ -100,7 +100,7 @@
         <w:ind w:left="432"/>
       </w:pPr>
       <w:r>
-        <w:t>2. Chapter 4 (Methodology): I will rewrite it as a detailed, contract-like description of every planned analysis in sequence — data preparation, EFA with its criteria, reliability, CFA, regression, and PLS — at a level of detail that shows exactly what a study like this requires.</w:t>
+        <w:t>2. Chapters 2–3 stand as submitted; I will not touch them.</w:t>
       </w:r>
     </w:p>
     <w:p>
@@ -108,7 +108,7 @@
         <w:ind w:left="432"/>
       </w:pPr>
       <w:r>
-        <w:t>3. Chapter 5 (Data Analysis): I will document the full data-collection experience — the pilot, Qualtrics and CloudResearch, the challenges and costs, and the specificity of the population — describing the outcome as only 4–5 usable responses (no exact count, no raw data reproduced), and close the chapter stating that the required analyses could not be performed.</w:t>
+        <w:t>3. Chapter 4 (Methodology): I will rewrite it as a detailed, contract-like description of every planned analysis in sequence — data preparation, EFA with its criteria, reliability, CFA, regression, and PLS — at a level of detail that shows exactly what a study like this requires.</w:t>
       </w:r>
     </w:p>
     <w:p>
@@ -116,7 +116,7 @@
         <w:ind w:left="432"/>
       </w:pPr>
       <w:r>
-        <w:t>4. Chapter 6 (Conclusions): limitations first, then recommendations for future researchers (start collection very early; plan for a 20–30 respondent floor; consider a broader population), then my reflection on adapting this work into the dissertation with a larger, collectible sample.</w:t>
+        <w:t>4. Chapter 5 (Data Analysis): I will document the full data-collection experience — the pilot, Qualtrics and CloudResearch, the challenges and costs, and the specificity of the population — describing the outcome as only 4–5 usable responses (no exact count, no raw data reproduced), and close the chapter stating that the required analyses could not be performed.</w:t>
       </w:r>
     </w:p>
     <w:p>
@@ -124,7 +124,15 @@
         <w:ind w:left="432"/>
       </w:pPr>
       <w:r>
-        <w:t>5. After I submit the three chapters, you will send the simulated-data exercise, which I will complete separately from the paper.</w:t>
+        <w:t>5. Chapter 6 (Conclusions): limitations first, then recommendations for future researchers (start collection very early; plan for a 20–30 respondent floor; consider a broader population), then my reflection on adapting this work into the dissertation with a larger, collectible sample.</w:t>
+      </w:r>
+    </w:p>
+    <w:p>
+      <w:pPr>
+        <w:ind w:left="432"/>
+      </w:pPr>
+      <w:r>
+        <w:t>6. After I submit the chapters, you will send the simulated-data exercise, which I will complete separately from the paper.</w:t>
       </w:r>
     </w:p>
     <w:p>
